--- a/docs/docx/foundations-slides.docx
+++ b/docs/docx/foundations-slides.docx
@@ -91,11 +91,6 @@
         <w:t xml:space="preserve">Mulham Fetna · ORCID 0009-0006-4432-798X</w:t>
       </w:r>
     </w:p>
-    <w:p>
-      <w:r>
-        <w:br w:type="page"/>
-      </w:r>
-    </w:p>
     <w:bookmarkStart w:id="10" w:name="X4524c37cf0a2daaa449d92bb58e87a68585fc33"/>
     <w:p>
       <w:pPr>
@@ -165,11 +160,6 @@
       </w:r>
       <w:r>
         <w:t xml:space="preserve">— 64 red LEDs in an 8×8 grid, plus a driver chip.</w:t>
-      </w:r>
-    </w:p>
-    <w:p>
-      <w:r>
-        <w:br w:type="page"/>
       </w:r>
     </w:p>
     <w:bookmarkEnd w:id="10"/>
@@ -254,11 +244,6 @@
           <w:rStyle w:val="VerbatimChar"/>
         </w:rPr>
         <w:t xml:space="preserve">   └─────────────┘                  └──────────────────┘</w:t>
-      </w:r>
-    </w:p>
-    <w:p>
-      <w:r>
-        <w:br w:type="page"/>
       </w:r>
     </w:p>
     <w:bookmarkEnd w:id="11"/>
@@ -512,11 +497,6 @@
         </w:tc>
       </w:tr>
     </w:tbl>
-    <w:p>
-      <w:r>
-        <w:br w:type="page"/>
-      </w:r>
-    </w:p>
     <w:bookmarkEnd w:id="12"/>
     <w:bookmarkStart w:id="13" w:name="Xf3ab71d215513d2608f1d1981a5e582206bdd86"/>
     <w:p>
@@ -578,11 +558,6 @@
         <w:t xml:space="preserve">Like spelling a word aloud over a bad phone line — the letters are the data, saying "next… next… next…" is the clock.</w:t>
       </w:r>
     </w:p>
-    <w:p>
-      <w:r>
-        <w:br w:type="page"/>
-      </w:r>
-    </w:p>
     <w:bookmarkEnd w:id="13"/>
     <w:bookmarkStart w:id="14" w:name="Xc9f93d7a339ed8fbc2dab4af14eecf75ca4eb2b"/>
     <w:p>
@@ -649,11 +624,6 @@
         <w:t xml:space="preserve">Without it the display behaves randomly rather than failing cleanly — which makes it one of the more confusing faults to diagnose.</w:t>
       </w:r>
     </w:p>
-    <w:p>
-      <w:r>
-        <w:br w:type="page"/>
-      </w:r>
-    </w:p>
     <w:bookmarkEnd w:id="14"/>
     <w:bookmarkStart w:id="15" w:name="X437eed9a91833e468e7bcaa2c6d752e4fc28b72"/>
     <w:p>
@@ -700,11 +670,6 @@
         <w:t xml:space="preserve">The board's VIN pin passes through the 5 V arriving over USB, which is exactly what the module wants.</w:t>
       </w:r>
     </w:p>
-    <w:p>
-      <w:r>
-        <w:br w:type="page"/>
-      </w:r>
-    </w:p>
     <w:bookmarkEnd w:id="15"/>
     <w:bookmarkStart w:id="16" w:name="Xee21b6e6cc708c709e586cd9f8f36c64d4095d2"/>
     <w:p>
@@ -977,11 +942,6 @@
         <w:t xml:space="preserve">◐ · · · · · · ·</w:t>
       </w:r>
     </w:p>
-    <w:p>
-      <w:r>
-        <w:br w:type="page"/>
-      </w:r>
-    </w:p>
     <w:bookmarkEnd w:id="17"/>
     <w:bookmarkStart w:id="18" w:name="X4a1648fec1c8f1daa4ad9c62b3dac14aa5c21c8"/>
     <w:p>
@@ -1111,11 +1071,6 @@
         <w:t xml:space="preserve">· · · · · · · ·</w:t>
       </w:r>
     </w:p>
-    <w:p>
-      <w:r>
-        <w:br w:type="page"/>
-      </w:r>
-    </w:p>
     <w:bookmarkEnd w:id="18"/>
     <w:bookmarkStart w:id="19" w:name="X296af344f25c4c64f68d43c3887e7bc51c8bafd"/>
     <w:p>
@@ -1212,11 +1167,6 @@
       </w:r>
       <w:r>
         <w:t xml:space="preserve">pattern. Through all eight, then start again.</w:t>
-      </w:r>
-    </w:p>
-    <w:p>
-      <w:r>
-        <w:br w:type="page"/>
       </w:r>
     </w:p>
     <w:bookmarkEnd w:id="19"/>
@@ -1395,11 +1345,6 @@
       </w:r>
       <w:r>
         <w:t xml:space="preserve">. In an LED driver, each bit is one LED.</w:t>
-      </w:r>
-    </w:p>
-    <w:p>
-      <w:r>
-        <w:br w:type="page"/>
       </w:r>
     </w:p>
     <w:bookmarkEnd w:id="22"/>
@@ -1578,11 +1523,6 @@
         </w:tc>
       </w:tr>
     </w:tbl>
-    <w:p>
-      <w:r>
-        <w:br w:type="page"/>
-      </w:r>
-    </w:p>
     <w:bookmarkEnd w:id="23"/>
     <w:bookmarkStart w:id="24" w:name="X668a634d0f66853d3915052b303be2fff3b5cf8"/>
     <w:p>
@@ -1688,11 +1628,6 @@
         <w:t xml:space="preserve">pulse copies them to the pins.</w:t>
       </w:r>
     </w:p>
-    <w:p>
-      <w:r>
-        <w:br w:type="page"/>
-      </w:r>
-    </w:p>
     <w:bookmarkEnd w:id="24"/>
     <w:bookmarkStart w:id="25" w:name="X85b6c0621016ce018dde7f02846f4bd47da5856"/>
     <w:p>
@@ -1748,11 +1683,6 @@
       </w:r>
       <w:r>
         <w:t xml:space="preserve">three pins — data, clock, latch — become eight outputs. Chain two chips and three pins become sixteen.</w:t>
-      </w:r>
-    </w:p>
-    <w:p>
-      <w:r>
-        <w:br w:type="page"/>
       </w:r>
     </w:p>
     <w:bookmarkEnd w:id="25"/>
@@ -1945,11 +1875,6 @@
         </w:tc>
       </w:tr>
     </w:tbl>
-    <w:p>
-      <w:r>
-        <w:br w:type="page"/>
-      </w:r>
-    </w:p>
     <w:bookmarkEnd w:id="26"/>
     <w:bookmarkStart w:id="27" w:name="X7d545d0d33bca7b0b7a189f29f799ebdffc1ba1"/>
     <w:p>
@@ -2052,11 +1977,6 @@
         <w:t xml:space="preserve">Not 64 resistors — one.</w:t>
       </w:r>
     </w:p>
-    <w:p>
-      <w:r>
-        <w:br w:type="page"/>
-      </w:r>
-    </w:p>
     <w:bookmarkEnd w:id="27"/>
     <w:bookmarkStart w:id="28" w:name="X238f8a6da3f0fc9a6c3e82fbe57dfcf7b6f44b5"/>
     <w:p>
@@ -2102,11 +2022,6 @@
       </w:pPr>
       <w:r>
         <w:t xml:space="preserve">With a 595, that multiplexing loop must run non-stop. A few milliseconds of delay anywhere else in your program shows up as visible flicker — your code is permanently responsible for the display, on top of whatever else it is meant to do.</w:t>
-      </w:r>
-    </w:p>
-    <w:p>
-      <w:r>
-        <w:br w:type="page"/>
       </w:r>
     </w:p>
     <w:bookmarkEnd w:id="28"/>
@@ -2515,11 +2430,6 @@
         <w:t xml:space="preserve">means bits travel one after another on a single wire, rather than eight wires side by side.</w:t>
       </w:r>
     </w:p>
-    <w:p>
-      <w:r>
-        <w:br w:type="page"/>
-      </w:r>
-    </w:p>
     <w:bookmarkEnd w:id="31"/>
     <w:bookmarkStart w:id="32" w:name="X3b4db12c96683744bf48a0a5b0c3fee2702496c"/>
     <w:p>
@@ -2595,11 +2505,6 @@
         <w:t xml:space="preserve">Anything you need to know about it has to be found by trying something and looking at the panel.</w:t>
       </w:r>
     </w:p>
-    <w:p>
-      <w:r>
-        <w:br w:type="page"/>
-      </w:r>
-    </w:p>
     <w:bookmarkEnd w:id="32"/>
     <w:bookmarkStart w:id="33" w:name="Xc8c6d09d174ec0636cc9ca689eca6807e770725"/>
     <w:p>
@@ -2706,11 +2611,6 @@
           <w:iCs/>
         </w:rPr>
         <w:t xml:space="preserve">The 595 has no address field at all. The MAX7219 spends 4 bits on one so a single chip can hold several registers. That is the difference between a generic part and a specialised one, visible right in the wire format.</w:t>
-      </w:r>
-    </w:p>
-    <w:p>
-      <w:r>
-        <w:br w:type="page"/>
       </w:r>
     </w:p>
     <w:bookmarkEnd w:id="33"/>
@@ -2875,11 +2775,6 @@
         <w:t xml:space="preserve">A few hundred lines, and the ESP32 has room to spare.</w:t>
       </w:r>
     </w:p>
-    <w:p>
-      <w:r>
-        <w:br w:type="page"/>
-      </w:r>
-    </w:p>
     <w:bookmarkEnd w:id="36"/>
     <w:bookmarkStart w:id="37" w:name="Xcc17b2cf22980724c932eefabce4434fbf6b99d"/>
     <w:p>
@@ -3001,11 +2896,6 @@
           <w:iCs/>
         </w:rPr>
         <w:t xml:space="preserve">You write the top layer. Everything beneath ships with the SDK — that is what "batteries included" means.</w:t>
-      </w:r>
-    </w:p>
-    <w:p>
-      <w:r>
-        <w:br w:type="page"/>
       </w:r>
     </w:p>
     <w:bookmarkEnd w:id="37"/>
@@ -3310,11 +3200,6 @@
           <w:bCs/>
         </w:rPr>
         <w:t xml:space="preserve">"PlatformIO vs ESP-IDF" is a category error.</w:t>
-      </w:r>
-    </w:p>
-    <w:p>
-      <w:r>
-        <w:br w:type="page"/>
       </w:r>
     </w:p>
     <w:bookmarkEnd w:id="40"/>
@@ -3515,11 +3400,6 @@
         <w:t xml:space="preserve">.</w:t>
       </w:r>
     </w:p>
-    <w:p>
-      <w:r>
-        <w:br w:type="page"/>
-      </w:r>
-    </w:p>
     <w:bookmarkEnd w:id="41"/>
     <w:bookmarkStart w:id="42" w:name="X98f60a9a99280b7f4e26b18bffbe5550ec93952"/>
     <w:p>
@@ -3726,11 +3606,6 @@
         <w:t xml:space="preserve">— that is all it ever means.</w:t>
       </w:r>
     </w:p>
-    <w:p>
-      <w:r>
-        <w:br w:type="page"/>
-      </w:r>
-    </w:p>
     <w:bookmarkEnd w:id="42"/>
     <w:bookmarkStart w:id="43" w:name="Xaa8eb2517e0958683e274904621096eb140797d"/>
     <w:p>
@@ -3877,11 +3752,6 @@
       </w:r>
       <w:r>
         <w:t xml:space="preserve">something works without anything else caring — as long as the menu stays the same.</w:t>
-      </w:r>
-    </w:p>
-    <w:p>
-      <w:r>
-        <w:br w:type="page"/>
       </w:r>
     </w:p>
     <w:bookmarkEnd w:id="43"/>
@@ -4132,11 +4002,6 @@
         <w:t xml:space="preserve">knows about networks but nothing about LEDs. That is deliberate — you can understand one file without holding the whole project in your head.</w:t>
       </w:r>
     </w:p>
-    <w:p>
-      <w:r>
-        <w:br w:type="page"/>
-      </w:r>
-    </w:p>
     <w:bookmarkEnd w:id="44"/>
     <w:bookmarkStart w:id="45" w:name="Xe610301d05a7332be19eaceaa9e3b586f96dd0d"/>
     <w:p>
@@ -4288,11 +4153,6 @@
           <w:iCs/>
         </w:rPr>
         <w:t xml:space="preserve">— and the main reason this project uses ESP-IDF.</w:t>
-      </w:r>
-    </w:p>
-    <w:p>
-      <w:r>
-        <w:br w:type="page"/>
       </w:r>
     </w:p>
     <w:bookmarkEnd w:id="45"/>
